--- a/docs/pruebas/Informe de pruebas unitarias (SP5).docx
+++ b/docs/pruebas/Informe de pruebas unitarias (SP5).docx
@@ -1854,7 +1854,7 @@
                 <w:sz w:val="20"/>
                 <w:szCs w:val="20"/>
               </w:rPr>
-              <w:t xml:space="preserve">13</w:t>
+              <w:t xml:space="preserve">16</w:t>
             </w:r>
           </w:p>
         </w:tc>
@@ -1996,7 +1996,7 @@
                 <w:sz w:val="20"/>
                 <w:szCs w:val="20"/>
               </w:rPr>
-              <w:t xml:space="preserve">4</w:t>
+              <w:t xml:space="preserve">1</w:t>
             </w:r>
           </w:p>
         </w:tc>
@@ -2138,7 +2138,7 @@
                 <w:sz w:val="20"/>
                 <w:szCs w:val="20"/>
               </w:rPr>
-              <w:t xml:space="preserve">0,3 s</w:t>
+              <w:t xml:space="preserve">0,4 s</w:t>
             </w:r>
           </w:p>
         </w:tc>
@@ -2811,7 +2811,7 @@
                 <w:sz w:val="20"/>
                 <w:szCs w:val="20"/>
               </w:rPr>
-              <w:t xml:space="preserve">50%</w:t>
+              <w:t xml:space="preserve">52%</w:t>
             </w:r>
           </w:p>
         </w:tc>
@@ -2844,7 +2844,7 @@
                 <w:sz w:val="20"/>
                 <w:szCs w:val="20"/>
               </w:rPr>
-              <w:t xml:space="preserve">78%</w:t>
+              <w:t xml:space="preserve">83%</w:t>
             </w:r>
           </w:p>
         </w:tc>
@@ -4136,7 +4136,7 @@
                 <w:sz w:val="20"/>
                 <w:szCs w:val="20"/>
               </w:rPr>
-              <w:t xml:space="preserve">Pendiente</w:t>
+              <w:t xml:space="preserve">Aprobada</w:t>
             </w:r>
           </w:p>
         </w:tc>
@@ -4240,7 +4240,7 @@
                 <w:sz w:val="20"/>
                 <w:szCs w:val="20"/>
               </w:rPr>
-              <w:t xml:space="preserve">Pendiente</w:t>
+              <w:t xml:space="preserve">Aprobada</w:t>
             </w:r>
           </w:p>
         </w:tc>
@@ -5495,7 +5495,7 @@
                 <w:sz w:val="20"/>
                 <w:szCs w:val="20"/>
               </w:rPr>
-              <w:t xml:space="preserve">Pendiente</w:t>
+              <w:t xml:space="preserve">Aprobada</w:t>
             </w:r>
           </w:p>
         </w:tc>
@@ -6073,63 +6073,6 @@
           <w:szCs w:val="30"/>
         </w:rPr>
         <w:t xml:space="preserve">Hallazgos</w:t>
-      </w:r>
-    </w:p>
-    <w:p>
-      <w:pPr>
-        <w:pStyle w:val="ListParagraph"/>
-        <w:numPr>
-          <w:ilvl w:val="0"/>
-          <w:numId w:val="2"/>
-        </w:numPr>
-        <w:spacing w:after="80" w:line="276"/>
-      </w:pPr>
-      <w:r>
-        <w:rPr>
-          <w:rFonts w:ascii="Google Sans" w:cs="Google Sans" w:eastAsia="Google Sans" w:hAnsi="Google Sans"/>
-          <w:color w:val="1F1F1F"/>
-          <w:sz w:val="21"/>
-          <w:szCs w:val="21"/>
-        </w:rPr>
-        <w:t xml:space="preserve">S5-04: posible bug: services/userService.js:227 valida con UserSchema.schema.partial(), que acepta `id`; mandar { id } en el cuerpo reescribe la clave primaria (y deja colgadas sus filas en users_groups, xp_movimientos, etc.)</w:t>
-      </w:r>
-    </w:p>
-    <w:p>
-      <w:pPr>
-        <w:pStyle w:val="ListParagraph"/>
-        <w:numPr>
-          <w:ilvl w:val="0"/>
-          <w:numId w:val="2"/>
-        </w:numPr>
-        <w:spacing w:after="80" w:line="276"/>
-      </w:pPr>
-      <w:r>
-        <w:rPr>
-          <w:rFonts w:ascii="Google Sans" w:cs="Google Sans" w:eastAsia="Google Sans" w:hAnsi="Google Sans"/>
-          <w:color w:val="1F1F1F"/>
-          <w:sz w:val="21"/>
-          <w:szCs w:val="21"/>
-        </w:rPr>
-        <w:t xml:space="preserve">S5-05: posible bug: services/userService.js:254 devuelve `updatedData: validation.data`, que incluye el password ya cifrado; el controlador (controllers/userController.js:111) lo manda tal cual al cliente</w:t>
-      </w:r>
-    </w:p>
-    <w:p>
-      <w:pPr>
-        <w:pStyle w:val="ListParagraph"/>
-        <w:numPr>
-          <w:ilvl w:val="0"/>
-          <w:numId w:val="2"/>
-        </w:numPr>
-        <w:spacing w:after="80" w:line="276"/>
-      </w:pPr>
-      <w:r>
-        <w:rPr>
-          <w:rFonts w:ascii="Google Sans" w:cs="Google Sans" w:eastAsia="Google Sans" w:hAnsi="Google Sans"/>
-          <w:color w:val="1F1F1F"/>
-          <w:sz w:val="21"/>
-          <w:szCs w:val="21"/>
-        </w:rPr>
-        <w:t xml:space="preserve">S5-08: posible bug: services/userService.js:187-196 (deleteUser) no tiene la protección explícita de superadmin que sí tiene updateUser (línea 215); un superadmin con tenant_id queda borrable por un admin de esa empresa</w:t>
       </w:r>
     </w:p>
     <w:p>
